--- a/assets/templates/inspection_receipt_template.docx
+++ b/assets/templates/inspection_receipt_template.docx
@@ -564,6 +564,15 @@
             </w:r>
             <w:r>
               <w:rPr>
+                <w:rFonts w:ascii="TH SarabunIT๙" w:hAnsi="TH SarabunIT๙" w:cs="TH SarabunIT๙" w:hint="cs"/>
+                <w:sz w:val="32"/>
+                <w:szCs w:val="32"/>
+                <w:cs/>
+              </w:rPr>
+              <w:t xml:space="preserve">    </w:t>
+            </w:r>
+            <w:r>
+              <w:rPr>
                 <w:rFonts w:ascii="TH SarabunIT๙" w:hAnsi="TH SarabunIT๙" w:cs="TH SarabunIT๙"/>
                 <w:vanish/>
                 <w:sz w:val="32"/>
@@ -610,7 +619,24 @@
                 <w:szCs w:val="32"/>
               </w:rPr>
               <w:br/>
-              <w:t>                </w:t>
+              <w:t>               </w:t>
+            </w:r>
+            <w:r>
+              <w:rPr>
+                <w:rFonts w:ascii="TH SarabunIT๙" w:hAnsi="TH SarabunIT๙" w:cs="TH SarabunIT๙" w:hint="cs"/>
+                <w:sz w:val="32"/>
+                <w:szCs w:val="32"/>
+                <w:cs/>
+              </w:rPr>
+              <w:t xml:space="preserve">    </w:t>
+            </w:r>
+            <w:r>
+              <w:rPr>
+                <w:rFonts w:ascii="TH SarabunIT๙" w:hAnsi="TH SarabunIT๙" w:cs="TH SarabunIT๙"/>
+                <w:sz w:val="32"/>
+                <w:szCs w:val="32"/>
+              </w:rPr>
+              <w:t> </w:t>
             </w:r>
             <w:r>
               <w:rPr>
@@ -976,6 +1002,23 @@
     </w:p>
     <w:p>
       <w:pPr>
+        <w:spacing w:after="0" w:line="240" w:lineRule="auto"/>
+        <w:rPr>
+          <w:vanish/>
+        </w:rPr>
+      </w:pPr>
+      <w:r>
+        <w:rPr>
+          <w:rFonts w:ascii="TH SarabunIT๙" w:eastAsia="Times New Roman" w:hAnsi="TH SarabunIT๙" w:cs="TH SarabunIT๙"/>
+          <w:vanish/>
+          <w:sz w:val="2"/>
+          <w:szCs w:val="2"/>
+        </w:rPr>
+        <w:t>{{if:has_inspector_2}}</w:t>
+      </w:r>
+    </w:p>
+    <w:p>
+      <w:pPr>
         <w:spacing w:after="0" w:line="276" w:lineRule="auto"/>
         <w:ind w:left="4320"/>
         <w:rPr>
@@ -1018,7 +1061,24 @@
           <w:sz w:val="32"/>
           <w:szCs w:val="32"/>
         </w:rPr>
-        <w:t xml:space="preserve">   (</w:t>
+        <w:t xml:space="preserve"> </w:t>
+      </w:r>
+      <w:r>
+        <w:rPr>
+          <w:rFonts w:ascii="TH SarabunIT๙" w:hAnsi="TH SarabunIT๙" w:cs="TH SarabunIT๙" w:hint="cs"/>
+          <w:sz w:val="32"/>
+          <w:szCs w:val="32"/>
+          <w:cs/>
+        </w:rPr>
+        <w:t xml:space="preserve">     </w:t>
+      </w:r>
+      <w:r>
+        <w:rPr>
+          <w:rFonts w:ascii="TH SarabunIT๙" w:hAnsi="TH SarabunIT๙" w:cs="TH SarabunIT๙"/>
+          <w:sz w:val="32"/>
+          <w:szCs w:val="32"/>
+        </w:rPr>
+        <w:t xml:space="preserve">  (</w:t>
       </w:r>
       <w:r>
         <w:rPr>
@@ -1041,6 +1101,40 @@
     </w:p>
     <w:p>
       <w:pPr>
+        <w:spacing w:after="0" w:line="240" w:lineRule="auto"/>
+        <w:rPr>
+          <w:vanish/>
+        </w:rPr>
+      </w:pPr>
+      <w:r>
+        <w:rPr>
+          <w:rFonts w:ascii="TH SarabunIT๙" w:eastAsia="Times New Roman" w:hAnsi="TH SarabunIT๙" w:cs="TH SarabunIT๙"/>
+          <w:vanish/>
+          <w:sz w:val="2"/>
+          <w:szCs w:val="2"/>
+        </w:rPr>
+        <w:t>{{if:has_inspector_3}}</w:t>
+      </w:r>
+    </w:p>
+    <w:p>
+      <w:pPr>
+        <w:spacing w:after="0" w:line="240" w:lineRule="auto"/>
+        <w:rPr>
+          <w:vanish/>
+        </w:rPr>
+      </w:pPr>
+      <w:r>
+        <w:rPr>
+          <w:rFonts w:ascii="TH SarabunIT๙" w:eastAsia="Times New Roman" w:hAnsi="TH SarabunIT๙" w:cs="TH SarabunIT๙"/>
+          <w:vanish/>
+          <w:sz w:val="2"/>
+          <w:szCs w:val="2"/>
+        </w:rPr>
+        <w:t>{{endif:has_inspector_2}}</w:t>
+      </w:r>
+    </w:p>
+    <w:p>
+      <w:pPr>
         <w:spacing w:after="0" w:line="276" w:lineRule="auto"/>
         <w:ind w:left="4320"/>
         <w:rPr>
@@ -1102,6 +1196,23 @@
           <w:cs/>
         </w:rPr>
         <w:t>)</w:t>
+      </w:r>
+    </w:p>
+    <w:p>
+      <w:pPr>
+        <w:spacing w:after="0" w:line="240" w:lineRule="auto"/>
+        <w:rPr>
+          <w:vanish/>
+        </w:rPr>
+      </w:pPr>
+      <w:r>
+        <w:rPr>
+          <w:rFonts w:ascii="TH SarabunIT๙" w:eastAsia="Times New Roman" w:hAnsi="TH SarabunIT๙" w:cs="TH SarabunIT๙"/>
+          <w:vanish/>
+          <w:sz w:val="2"/>
+          <w:szCs w:val="2"/>
+        </w:rPr>
+        <w:t>{{endif:has_inspector_3}}</w:t>
       </w:r>
     </w:p>
     <w:p>
@@ -1214,6 +1325,9 @@
     </w:p>
     <w:p>
       <w:pPr>
+        <w:tabs>
+          <w:tab w:val="left" w:pos="5245"/>
+        </w:tabs>
         <w:spacing w:after="0"/>
         <w:rPr>
           <w:rFonts w:ascii="TH SarabunIT๙" w:hAnsi="TH SarabunIT๙" w:cs="TH SarabunIT๙"/>
@@ -1226,14 +1340,7 @@
           <w:rFonts w:ascii="TH SarabunIT๙" w:hAnsi="TH SarabunIT๙" w:cs="TH SarabunIT๙"/>
           <w:sz w:val="32"/>
           <w:szCs w:val="32"/>
-        </w:rPr>
-        <w:t xml:space="preserve">                     </w:t>
-      </w:r>
-      <w:r>
-        <w:rPr>
-          <w:rFonts w:ascii="TH SarabunIT๙" w:hAnsi="TH SarabunIT๙" w:cs="TH SarabunIT๙"/>
-          <w:sz w:val="32"/>
-          <w:szCs w:val="32"/>
+          <w:cs/>
         </w:rPr>
         <w:tab/>
       </w:r>
@@ -1249,6 +1356,9 @@
     </w:p>
     <w:p>
       <w:pPr>
+        <w:tabs>
+          <w:tab w:val="left" w:pos="5812"/>
+        </w:tabs>
         <w:spacing w:after="0"/>
         <w:rPr>
           <w:rFonts w:ascii="TH SarabunIT๙" w:hAnsi="TH SarabunIT๙" w:cs="TH SarabunIT๙"/>
@@ -1261,26 +1371,46 @@
           <w:rFonts w:ascii="TH SarabunIT๙" w:hAnsi="TH SarabunIT๙" w:cs="TH SarabunIT๙"/>
           <w:sz w:val="32"/>
           <w:szCs w:val="32"/>
-        </w:rPr>
-        <w:t xml:space="preserve">                            </w:t>
-      </w:r>
-      <w:r>
-        <w:rPr>
-          <w:rFonts w:ascii="TH SarabunIT๙" w:hAnsi="TH SarabunIT๙" w:cs="TH SarabunIT๙"/>
-          <w:sz w:val="32"/>
-          <w:szCs w:val="32"/>
+          <w:cs/>
         </w:rPr>
         <w:tab/>
-        <w:t xml:space="preserve">           (</w:t>
-      </w:r>
-      <w:r>
-        <w:rPr>
-          <w:rFonts w:ascii="TH SarabunIT๙" w:hAnsi="TH SarabunIT๙" w:cs="TH SarabunIT๙"/>
-          <w:sz w:val="32"/>
-          <w:szCs w:val="32"/>
-          <w:cs/>
-        </w:rPr>
-        <w:t>{{director_name}}</w:t>
+      </w:r>
+      <w:r>
+        <w:rPr>
+          <w:rFonts w:ascii="TH SarabunIT๙" w:hAnsi="TH SarabunIT๙" w:cs="TH SarabunIT๙"/>
+          <w:sz w:val="32"/>
+          <w:szCs w:val="32"/>
+        </w:rPr>
+        <w:t>(</w:t>
+      </w:r>
+      <w:r>
+        <w:rPr>
+          <w:rFonts w:ascii="TH SarabunIT๙" w:hAnsi="TH SarabunIT๙" w:cs="TH SarabunIT๙"/>
+          <w:sz w:val="32"/>
+          <w:szCs w:val="32"/>
+          <w:cs/>
+        </w:rPr>
+        <w:t>{{</w:t>
+      </w:r>
+      <w:proofErr w:type="spellStart"/>
+      <w:r>
+        <w:rPr>
+          <w:rFonts w:ascii="TH SarabunIT๙" w:hAnsi="TH SarabunIT๙" w:cs="TH SarabunIT๙"/>
+          <w:sz w:val="32"/>
+          <w:szCs w:val="32"/>
+          <w:cs/>
+        </w:rPr>
+        <w:t>director_name</w:t>
+      </w:r>
+      <w:proofErr w:type="spellEnd"/>
+      <w:r>
+        <w:rPr>
+          <w:rFonts w:ascii="TH SarabunIT๙" w:hAnsi="TH SarabunIT๙" w:cs="TH SarabunIT๙"/>
+          <w:sz w:val="32"/>
+          <w:szCs w:val="32"/>
+          <w:cs/>
+        </w:rPr>
+        <w:t>}}</w:t>
       </w:r>
       <w:r>
         <w:rPr>
@@ -1310,6 +1440,9 @@
     </w:p>
     <w:p>
       <w:pPr>
+        <w:tabs>
+          <w:tab w:val="left" w:pos="5529"/>
+        </w:tabs>
         <w:spacing w:after="0"/>
         <w:rPr>
           <w:rFonts w:ascii="TH SarabunIT๙" w:hAnsi="TH SarabunIT๙" w:cs="TH SarabunIT๙"/>
@@ -1322,8 +1455,9 @@
           <w:rFonts w:ascii="TH SarabunIT๙" w:hAnsi="TH SarabunIT๙" w:cs="TH SarabunIT๙"/>
           <w:sz w:val="32"/>
           <w:szCs w:val="32"/>
-        </w:rPr>
-        <w:t xml:space="preserve">                                     </w:t>
+          <w:cs/>
+        </w:rPr>
+        <w:tab/>
       </w:r>
       <w:r>
         <w:rPr>
@@ -1341,11 +1475,34 @@
           <w:szCs w:val="32"/>
           <w:cs/>
         </w:rPr>
-        <w:t>{{school_name}}</w:t>
+        <w:t>{{</w:t>
+      </w:r>
+      <w:proofErr w:type="spellStart"/>
+      <w:r>
+        <w:rPr>
+          <w:rFonts w:ascii="TH SarabunIT๙" w:hAnsi="TH SarabunIT๙" w:cs="TH SarabunIT๙"/>
+          <w:sz w:val="32"/>
+          <w:szCs w:val="32"/>
+          <w:cs/>
+        </w:rPr>
+        <w:t>school_name</w:t>
+      </w:r>
+      <w:proofErr w:type="spellEnd"/>
+      <w:r>
+        <w:rPr>
+          <w:rFonts w:ascii="TH SarabunIT๙" w:hAnsi="TH SarabunIT๙" w:cs="TH SarabunIT๙"/>
+          <w:sz w:val="32"/>
+          <w:szCs w:val="32"/>
+          <w:cs/>
+        </w:rPr>
+        <w:t>}}</w:t>
       </w:r>
     </w:p>
     <w:p>
       <w:pPr>
+        <w:tabs>
+          <w:tab w:val="left" w:pos="5954"/>
+        </w:tabs>
         <w:spacing w:after="0"/>
         <w:rPr>
           <w:rFonts w:ascii="TH SarabunIT๙" w:hAnsi="TH SarabunIT๙" w:cs="TH SarabunIT๙"/>
@@ -1358,16 +1515,35 @@
           <w:rFonts w:ascii="TH SarabunIT๙" w:hAnsi="TH SarabunIT๙" w:cs="TH SarabunIT๙"/>
           <w:sz w:val="32"/>
           <w:szCs w:val="32"/>
-        </w:rPr>
-        <w:t xml:space="preserve">                                         </w:t>
-      </w:r>
-      <w:r>
-        <w:rPr>
-          <w:rFonts w:ascii="TH SarabunIT๙" w:hAnsi="TH SarabunIT๙" w:cs="TH SarabunIT๙"/>
-          <w:sz w:val="32"/>
-          <w:szCs w:val="32"/>
-        </w:rPr>
-        <w:t>{{date_inspection}}</w:t>
+          <w:cs/>
+        </w:rPr>
+        <w:tab/>
+      </w:r>
+      <w:r>
+        <w:rPr>
+          <w:rFonts w:ascii="TH SarabunIT๙" w:hAnsi="TH SarabunIT๙" w:cs="TH SarabunIT๙"/>
+          <w:sz w:val="32"/>
+          <w:szCs w:val="32"/>
+        </w:rPr>
+        <w:t>{{</w:t>
+      </w:r>
+      <w:proofErr w:type="spellStart"/>
+      <w:r>
+        <w:rPr>
+          <w:rFonts w:ascii="TH SarabunIT๙" w:hAnsi="TH SarabunIT๙" w:cs="TH SarabunIT๙"/>
+          <w:sz w:val="32"/>
+          <w:szCs w:val="32"/>
+        </w:rPr>
+        <w:t>date_inspection</w:t>
+      </w:r>
+      <w:proofErr w:type="spellEnd"/>
+      <w:r>
+        <w:rPr>
+          <w:rFonts w:ascii="TH SarabunIT๙" w:hAnsi="TH SarabunIT๙" w:cs="TH SarabunIT๙"/>
+          <w:sz w:val="32"/>
+          <w:szCs w:val="32"/>
+        </w:rPr>
+        <w:t>}}</w:t>
       </w:r>
     </w:p>
     <w:p>

--- a/assets/templates/inspection_receipt_template.docx
+++ b/assets/templates/inspection_receipt_template.docx
@@ -441,7 +441,7 @@
                 <w:szCs w:val="32"/>
                 <w:cs/>
               </w:rPr>
-              <w:t xml:space="preserve">       คณะกรรมการตรวจรับพัสดุ ได้ตรวจรับงานงวดงานที่ </w:t>
+              <w:t xml:space="preserve">       {{inspector_title_group}} ได้ตรวจรับงานงวดงานที่ </w:t>
             </w:r>
             <w:r>
               <w:rPr>
@@ -534,7 +534,25 @@
                 <w:sz w:val="32"/>
                 <w:szCs w:val="32"/>
               </w:rPr>
-              <w:t>{{endif:check_correct_on}}{{if:check_correct_off}}{{endif:check_correct_off}}</w:t>
+              <w:t xml:space="preserve">{{endif:check_correct_on}}</w:t>
+            </w:r>
+            <w:r>
+              <w:rPr>
+                <w:rFonts w:ascii="TH SarabunIT๙" w:hAnsi="TH SarabunIT๙" w:cs="TH SarabunIT๙"/>
+                <w:vanish/>
+                <w:sz w:val="32"/>
+                <w:szCs w:val="32"/>
+              </w:rPr>
+              <w:t xml:space="preserve">{{if:check_correct_off}}</w:t>
+            </w:r>
+            <w:r>
+              <w:rPr>
+                <w:rFonts w:ascii="TH SarabunIT๙" w:hAnsi="TH SarabunIT๙" w:cs="TH SarabunIT๙"/>
+                <w:vanish/>
+                <w:sz w:val="32"/>
+                <w:szCs w:val="32"/>
+              </w:rPr>
+              <w:t xml:space="preserve">{{endif:check_correct_off}}</w:t>
             </w:r>
             <w:r>
               <w:rPr>
@@ -593,7 +611,25 @@
                 <w:sz w:val="32"/>
                 <w:szCs w:val="32"/>
               </w:rPr>
-              <w:t>{{endif:check_complete_on}}{{if:check_complete_off}}{{endif:check_complete_off}}</w:t>
+              <w:t xml:space="preserve">{{endif:check_complete_on}}</w:t>
+            </w:r>
+            <w:r>
+              <w:rPr>
+                <w:rFonts w:ascii="TH SarabunIT๙" w:hAnsi="TH SarabunIT๙" w:cs="TH SarabunIT๙"/>
+                <w:vanish/>
+                <w:sz w:val="32"/>
+                <w:szCs w:val="32"/>
+              </w:rPr>
+              <w:t xml:space="preserve">{{if:check_complete_off}}</w:t>
+            </w:r>
+            <w:r>
+              <w:rPr>
+                <w:rFonts w:ascii="TH SarabunIT๙" w:hAnsi="TH SarabunIT๙" w:cs="TH SarabunIT๙"/>
+                <w:vanish/>
+                <w:sz w:val="32"/>
+                <w:szCs w:val="32"/>
+              </w:rPr>
+              <w:t xml:space="preserve">{{endif:check_complete_off}}</w:t>
             </w:r>
             <w:r>
               <w:rPr>
@@ -645,7 +681,25 @@
                 <w:sz w:val="32"/>
                 <w:szCs w:val="32"/>
               </w:rPr>
-              <w:t>{{if:check_incomplete_on}}{{endif:check_incomplete_on}}{{if:check_incomplete_off}}</w:t>
+              <w:t xml:space="preserve">{{if:check_incomplete_on}}</w:t>
+            </w:r>
+            <w:r>
+              <w:rPr>
+                <w:rFonts w:ascii="TH SarabunIT๙" w:hAnsi="TH SarabunIT๙" w:cs="TH SarabunIT๙"/>
+                <w:vanish/>
+                <w:sz w:val="32"/>
+                <w:szCs w:val="32"/>
+              </w:rPr>
+              <w:t xml:space="preserve">{{endif:check_incomplete_on}}</w:t>
+            </w:r>
+            <w:r>
+              <w:rPr>
+                <w:rFonts w:ascii="TH SarabunIT๙" w:hAnsi="TH SarabunIT๙" w:cs="TH SarabunIT๙"/>
+                <w:vanish/>
+                <w:sz w:val="32"/>
+                <w:szCs w:val="32"/>
+              </w:rPr>
+              <w:t xml:space="preserve">{{if:check_incomplete_off}}</w:t>
             </w:r>
             <w:r>
               <w:rPr>
@@ -748,7 +802,25 @@
                 <w:sz w:val="32"/>
                 <w:szCs w:val="32"/>
               </w:rPr>
-              <w:t>{{if:check_has_penalty_on}}{{endif:check_has_penalty_on}}{{if:check_has_penalty_off}}</w:t>
+              <w:t xml:space="preserve">{{if:check_has_penalty_on}}</w:t>
+            </w:r>
+            <w:r>
+              <w:rPr>
+                <w:rFonts w:ascii="TH SarabunIT๙" w:hAnsi="TH SarabunIT๙" w:cs="TH SarabunIT๙"/>
+                <w:vanish/>
+                <w:sz w:val="32"/>
+                <w:szCs w:val="32"/>
+              </w:rPr>
+              <w:t xml:space="preserve">{{endif:check_has_penalty_on}}</w:t>
+            </w:r>
+            <w:r>
+              <w:rPr>
+                <w:rFonts w:ascii="TH SarabunIT๙" w:hAnsi="TH SarabunIT๙" w:cs="TH SarabunIT๙"/>
+                <w:vanish/>
+                <w:sz w:val="32"/>
+                <w:szCs w:val="32"/>
+              </w:rPr>
+              <w:t xml:space="preserve">{{if:check_has_penalty_off}}</w:t>
             </w:r>
             <w:r>
               <w:rPr>
@@ -813,7 +885,25 @@
                 <w:sz w:val="32"/>
                 <w:szCs w:val="32"/>
               </w:rPr>
-              <w:t>{{endif:check_no_penalty_on}}{{if:check_no_penalty_off}}{{endif:check_no_penalty_off}}</w:t>
+              <w:t xml:space="preserve">{{endif:check_no_penalty_on}}</w:t>
+            </w:r>
+            <w:r>
+              <w:rPr>
+                <w:rFonts w:ascii="TH SarabunIT๙" w:hAnsi="TH SarabunIT๙" w:cs="TH SarabunIT๙"/>
+                <w:vanish/>
+                <w:sz w:val="32"/>
+                <w:szCs w:val="32"/>
+              </w:rPr>
+              <w:t xml:space="preserve">{{if:check_no_penalty_off}}</w:t>
+            </w:r>
+            <w:r>
+              <w:rPr>
+                <w:rFonts w:ascii="TH SarabunIT๙" w:hAnsi="TH SarabunIT๙" w:cs="TH SarabunIT๙"/>
+                <w:vanish/>
+                <w:sz w:val="32"/>
+                <w:szCs w:val="32"/>
+              </w:rPr>
+              <w:t xml:space="preserve">{{endif:check_no_penalty_off}}</w:t>
             </w:r>
             <w:r>
               <w:rPr>
@@ -936,72 +1026,6 @@
     </w:p>
     <w:p>
       <w:pPr>
-        <w:spacing w:after="0" w:line="276" w:lineRule="auto"/>
-        <w:ind w:left="4320"/>
-        <w:rPr>
-          <w:rFonts w:ascii="TH SarabunIT๙" w:hAnsi="TH SarabunIT๙" w:cs="TH SarabunIT๙"/>
-          <w:sz w:val="32"/>
-          <w:szCs w:val="32"/>
-        </w:rPr>
-      </w:pPr>
-      <w:r>
-        <w:rPr>
-          <w:rFonts w:ascii="TH SarabunIT๙" w:hAnsi="TH SarabunIT๙" w:cs="TH SarabunIT๙" w:hint="cs"/>
-          <w:sz w:val="32"/>
-          <w:szCs w:val="32"/>
-          <w:cs/>
-        </w:rPr>
-        <w:t>(</w:t>
-      </w:r>
-      <w:r>
-        <w:rPr>
-          <w:rFonts w:ascii="TH SarabunIT๙" w:hAnsi="TH SarabunIT๙" w:cs="TH SarabunIT๙"/>
-          <w:sz w:val="32"/>
-          <w:szCs w:val="32"/>
-          <w:cs/>
-        </w:rPr>
-        <w:t>ลงชื่อ)......................................ประธานกรรมการฯ</w:t>
-      </w:r>
-    </w:p>
-    <w:p>
-      <w:pPr>
-        <w:spacing w:after="0" w:line="276" w:lineRule="auto"/>
-        <w:ind w:left="4320"/>
-        <w:rPr>
-          <w:rFonts w:ascii="TH SarabunIT๙" w:hAnsi="TH SarabunIT๙" w:cs="TH SarabunIT๙"/>
-          <w:sz w:val="32"/>
-          <w:szCs w:val="32"/>
-        </w:rPr>
-      </w:pPr>
-      <w:r>
-        <w:rPr>
-          <w:rFonts w:ascii="TH SarabunIT๙" w:hAnsi="TH SarabunIT๙" w:cs="TH SarabunIT๙"/>
-          <w:sz w:val="32"/>
-          <w:szCs w:val="32"/>
-        </w:rPr>
-        <w:t xml:space="preserve">         (</w:t>
-      </w:r>
-      <w:r>
-        <w:rPr>
-          <w:rFonts w:ascii="TH SarabunIT๙" w:hAnsi="TH SarabunIT๙" w:cs="TH SarabunIT๙"/>
-          <w:sz w:val="32"/>
-          <w:szCs w:val="32"/>
-          <w:cs/>
-        </w:rPr>
-        <w:t>{{inspector_1}}</w:t>
-      </w:r>
-      <w:r>
-        <w:rPr>
-          <w:rFonts w:ascii="TH SarabunIT๙" w:hAnsi="TH SarabunIT๙" w:cs="TH SarabunIT๙"/>
-          <w:sz w:val="32"/>
-          <w:szCs w:val="32"/>
-          <w:cs/>
-        </w:rPr>
-        <w:t>)</w:t>
-      </w:r>
-    </w:p>
-    <w:p>
-      <w:pPr>
         <w:spacing w:after="0" w:line="240" w:lineRule="auto"/>
         <w:rPr>
           <w:vanish/>
@@ -1014,7 +1038,7 @@
           <w:sz w:val="2"/>
           <w:szCs w:val="2"/>
         </w:rPr>
-        <w:t>{{if:has_inspector_2}}</w:t>
+        <w:t>{{if:committee_only}}</w:t>
       </w:r>
     </w:p>
     <w:p>
@@ -1029,9 +1053,10 @@
       </w:pPr>
       <w:r>
         <w:rPr>
-          <w:rFonts w:ascii="TH SarabunIT๙" w:hAnsi="TH SarabunIT๙" w:cs="TH SarabunIT๙"/>
-          <w:sz w:val="32"/>
-          <w:szCs w:val="32"/>
+          <w:rFonts w:ascii="TH SarabunIT๙" w:hAnsi="TH SarabunIT๙" w:cs="TH SarabunIT๙" w:hint="cs"/>
+          <w:sz w:val="32"/>
+          <w:szCs w:val="32"/>
+          <w:cs/>
         </w:rPr>
         <w:t>(</w:t>
       </w:r>
@@ -1042,7 +1067,7 @@
           <w:szCs w:val="32"/>
           <w:cs/>
         </w:rPr>
-        <w:t>ลงชื่อ)......................................กรรมการ</w:t>
+        <w:t>ลงชื่อ)......................................ประธานกรรมการฯ</w:t>
       </w:r>
     </w:p>
     <w:p>
@@ -1061,33 +1086,16 @@
           <w:sz w:val="32"/>
           <w:szCs w:val="32"/>
         </w:rPr>
-        <w:t xml:space="preserve"> </w:t>
-      </w:r>
-      <w:r>
-        <w:rPr>
-          <w:rFonts w:ascii="TH SarabunIT๙" w:hAnsi="TH SarabunIT๙" w:cs="TH SarabunIT๙" w:hint="cs"/>
-          <w:sz w:val="32"/>
-          <w:szCs w:val="32"/>
-          <w:cs/>
-        </w:rPr>
-        <w:t xml:space="preserve">     </w:t>
-      </w:r>
-      <w:r>
-        <w:rPr>
-          <w:rFonts w:ascii="TH SarabunIT๙" w:hAnsi="TH SarabunIT๙" w:cs="TH SarabunIT๙"/>
-          <w:sz w:val="32"/>
-          <w:szCs w:val="32"/>
-        </w:rPr>
-        <w:t xml:space="preserve">  (</w:t>
-      </w:r>
-      <w:r>
-        <w:rPr>
-          <w:rFonts w:ascii="TH SarabunIT๙" w:hAnsi="TH SarabunIT๙" w:cs="TH SarabunIT๙"/>
-          <w:sz w:val="32"/>
-          <w:szCs w:val="32"/>
-          <w:cs/>
-        </w:rPr>
-        <w:t>{{inspector_2}}</w:t>
+        <w:t xml:space="preserve">         (</w:t>
+      </w:r>
+      <w:r>
+        <w:rPr>
+          <w:rFonts w:ascii="TH SarabunIT๙" w:hAnsi="TH SarabunIT๙" w:cs="TH SarabunIT๙"/>
+          <w:sz w:val="32"/>
+          <w:szCs w:val="32"/>
+          <w:cs/>
+        </w:rPr>
+        <w:t>{{inspector_1}}</w:t>
       </w:r>
       <w:r>
         <w:rPr>
@@ -1113,7 +1121,7 @@
           <w:sz w:val="2"/>
           <w:szCs w:val="2"/>
         </w:rPr>
-        <w:t>{{if:has_inspector_3}}</w:t>
+        <w:t>{{endif:committee_only}}</w:t>
       </w:r>
     </w:p>
     <w:p>
@@ -1130,7 +1138,223 @@
           <w:sz w:val="2"/>
           <w:szCs w:val="2"/>
         </w:rPr>
+        <w:t>{{if:single_inspector_only}}</w:t>
+      </w:r>
+    </w:p>
+    <w:p>
+      <w:pPr>
+        <w:spacing w:after="0" w:line="276" w:lineRule="auto"/>
+        <w:ind w:left="4320"/>
+        <w:rPr>
+          <w:rFonts w:ascii="TH SarabunIT๙" w:hAnsi="TH SarabunIT๙" w:cs="TH SarabunIT๙"/>
+          <w:sz w:val="32"/>
+          <w:szCs w:val="32"/>
+        </w:rPr>
+      </w:pPr>
+      <w:r>
+        <w:rPr>
+          <w:rFonts w:ascii="TH SarabunIT๙" w:hAnsi="TH SarabunIT๙" w:cs="TH SarabunIT๙" w:hint="cs"/>
+          <w:sz w:val="32"/>
+          <w:szCs w:val="32"/>
+          <w:cs/>
+        </w:rPr>
+        <w:t>(</w:t>
+      </w:r>
+      <w:r>
+        <w:rPr>
+          <w:rFonts w:ascii="TH SarabunIT๙" w:hAnsi="TH SarabunIT๙" w:cs="TH SarabunIT๙"/>
+          <w:sz w:val="32"/>
+          <w:szCs w:val="32"/>
+          <w:cs/>
+        </w:rPr>
+        <w:t>ลงชื่อ)......................................{{inspector_title_group}}</w:t>
+      </w:r>
+    </w:p>
+    <w:p>
+      <w:pPr>
+        <w:spacing w:after="0" w:line="276" w:lineRule="auto"/>
+        <w:ind w:left="4320"/>
+        <w:rPr>
+          <w:rFonts w:ascii="TH SarabunIT๙" w:hAnsi="TH SarabunIT๙" w:cs="TH SarabunIT๙"/>
+          <w:sz w:val="32"/>
+          <w:szCs w:val="32"/>
+        </w:rPr>
+      </w:pPr>
+      <w:r>
+        <w:rPr>
+          <w:rFonts w:ascii="TH SarabunIT๙" w:hAnsi="TH SarabunIT๙" w:cs="TH SarabunIT๙"/>
+          <w:sz w:val="32"/>
+          <w:szCs w:val="32"/>
+        </w:rPr>
+        <w:t xml:space="preserve">         (</w:t>
+      </w:r>
+      <w:r>
+        <w:rPr>
+          <w:rFonts w:ascii="TH SarabunIT๙" w:hAnsi="TH SarabunIT๙" w:cs="TH SarabunIT๙"/>
+          <w:sz w:val="32"/>
+          <w:szCs w:val="32"/>
+          <w:cs/>
+        </w:rPr>
+        <w:t>{{inspector_1}}</w:t>
+      </w:r>
+      <w:r>
+        <w:rPr>
+          <w:rFonts w:ascii="TH SarabunIT๙" w:hAnsi="TH SarabunIT๙" w:cs="TH SarabunIT๙"/>
+          <w:sz w:val="32"/>
+          <w:szCs w:val="32"/>
+          <w:cs/>
+        </w:rPr>
+        <w:t>)</w:t>
+      </w:r>
+    </w:p>
+    <w:p>
+      <w:pPr>
+        <w:spacing w:after="0" w:line="240" w:lineRule="auto"/>
+        <w:rPr>
+          <w:vanish/>
+        </w:rPr>
+      </w:pPr>
+      <w:r>
+        <w:rPr>
+          <w:rFonts w:ascii="TH SarabunIT๙" w:eastAsia="Times New Roman" w:hAnsi="TH SarabunIT๙" w:cs="TH SarabunIT๙"/>
+          <w:vanish/>
+          <w:sz w:val="2"/>
+          <w:szCs w:val="2"/>
+        </w:rPr>
+        <w:t>{{endif:single_inspector_only}}</w:t>
+      </w:r>
+    </w:p>
+    <w:p>
+      <w:pPr>
+        <w:spacing w:after="0" w:line="240" w:lineRule="auto"/>
+        <w:rPr>
+          <w:vanish/>
+        </w:rPr>
+      </w:pPr>
+      <w:r>
+        <w:rPr>
+          <w:rFonts w:ascii="TH SarabunIT๙" w:eastAsia="Times New Roman" w:hAnsi="TH SarabunIT๙" w:cs="TH SarabunIT๙"/>
+          <w:vanish/>
+          <w:sz w:val="2"/>
+          <w:szCs w:val="2"/>
+        </w:rPr>
+        <w:t>{{if:has_inspector_2}}</w:t>
+      </w:r>
+    </w:p>
+    <w:p>
+      <w:pPr>
+        <w:spacing w:after="0" w:line="276" w:lineRule="auto"/>
+        <w:ind w:left="4320"/>
+        <w:rPr>
+          <w:rFonts w:ascii="TH SarabunIT๙" w:hAnsi="TH SarabunIT๙" w:cs="TH SarabunIT๙"/>
+          <w:sz w:val="32"/>
+          <w:szCs w:val="32"/>
+        </w:rPr>
+      </w:pPr>
+      <w:r>
+        <w:rPr>
+          <w:rFonts w:ascii="TH SarabunIT๙" w:hAnsi="TH SarabunIT๙" w:cs="TH SarabunIT๙"/>
+          <w:sz w:val="32"/>
+          <w:szCs w:val="32"/>
+        </w:rPr>
+        <w:t>(</w:t>
+      </w:r>
+      <w:r>
+        <w:rPr>
+          <w:rFonts w:ascii="TH SarabunIT๙" w:hAnsi="TH SarabunIT๙" w:cs="TH SarabunIT๙"/>
+          <w:sz w:val="32"/>
+          <w:szCs w:val="32"/>
+          <w:cs/>
+        </w:rPr>
+        <w:t>ลงชื่อ)......................................กรรมการ</w:t>
+      </w:r>
+    </w:p>
+    <w:p>
+      <w:pPr>
+        <w:spacing w:after="0" w:line="276" w:lineRule="auto"/>
+        <w:ind w:left="4320"/>
+        <w:rPr>
+          <w:rFonts w:ascii="TH SarabunIT๙" w:hAnsi="TH SarabunIT๙" w:cs="TH SarabunIT๙"/>
+          <w:sz w:val="32"/>
+          <w:szCs w:val="32"/>
+        </w:rPr>
+      </w:pPr>
+      <w:r>
+        <w:rPr>
+          <w:rFonts w:ascii="TH SarabunIT๙" w:hAnsi="TH SarabunIT๙" w:cs="TH SarabunIT๙"/>
+          <w:sz w:val="32"/>
+          <w:szCs w:val="32"/>
+        </w:rPr>
+        <w:t xml:space="preserve"> </w:t>
+      </w:r>
+      <w:r>
+        <w:rPr>
+          <w:rFonts w:ascii="TH SarabunIT๙" w:hAnsi="TH SarabunIT๙" w:cs="TH SarabunIT๙" w:hint="cs"/>
+          <w:sz w:val="32"/>
+          <w:szCs w:val="32"/>
+          <w:cs/>
+        </w:rPr>
+        <w:t xml:space="preserve">     </w:t>
+      </w:r>
+      <w:r>
+        <w:rPr>
+          <w:rFonts w:ascii="TH SarabunIT๙" w:hAnsi="TH SarabunIT๙" w:cs="TH SarabunIT๙"/>
+          <w:sz w:val="32"/>
+          <w:szCs w:val="32"/>
+        </w:rPr>
+        <w:t xml:space="preserve">  (</w:t>
+      </w:r>
+      <w:r>
+        <w:rPr>
+          <w:rFonts w:ascii="TH SarabunIT๙" w:hAnsi="TH SarabunIT๙" w:cs="TH SarabunIT๙"/>
+          <w:sz w:val="32"/>
+          <w:szCs w:val="32"/>
+          <w:cs/>
+        </w:rPr>
+        <w:t>{{inspector_2}}</w:t>
+      </w:r>
+      <w:r>
+        <w:rPr>
+          <w:rFonts w:ascii="TH SarabunIT๙" w:hAnsi="TH SarabunIT๙" w:cs="TH SarabunIT๙"/>
+          <w:sz w:val="32"/>
+          <w:szCs w:val="32"/>
+          <w:cs/>
+        </w:rPr>
+        <w:t>)</w:t>
+      </w:r>
+    </w:p>
+    <w:p>
+      <w:pPr>
+        <w:spacing w:after="0" w:line="240" w:lineRule="auto"/>
+        <w:rPr>
+          <w:vanish/>
+        </w:rPr>
+      </w:pPr>
+      <w:r>
+        <w:rPr>
+          <w:rFonts w:ascii="TH SarabunIT๙" w:eastAsia="Times New Roman" w:hAnsi="TH SarabunIT๙" w:cs="TH SarabunIT๙"/>
+          <w:vanish/>
+          <w:sz w:val="2"/>
+          <w:szCs w:val="2"/>
+        </w:rPr>
         <w:t>{{endif:has_inspector_2}}</w:t>
+      </w:r>
+    </w:p>
+    <w:p>
+      <w:pPr>
+        <w:spacing w:after="0" w:line="240" w:lineRule="auto"/>
+        <w:rPr>
+          <w:vanish/>
+        </w:rPr>
+      </w:pPr>
+      <w:r>
+        <w:rPr>
+          <w:rFonts w:ascii="TH SarabunIT๙" w:eastAsia="Times New Roman" w:hAnsi="TH SarabunIT๙" w:cs="TH SarabunIT๙"/>
+          <w:vanish/>
+          <w:sz w:val="2"/>
+          <w:szCs w:val="2"/>
+        </w:rPr>
+        <w:t>{{if:has_inspector_3}}</w:t>
       </w:r>
     </w:p>
     <w:p>
